--- a/dist/SUBMISSION_FINAL/CD2_ChuyenDe_2/CD2_chuyen_de_2.docx
+++ b/dist/SUBMISSION_FINAL/CD2_ChuyenDe_2/CD2_chuyen_de_2.docx
@@ -210,7 +210,7 @@
         <w:pStyle w:val="FirstParagraph"/>
       </w:pPr>
       <w:r>
-        <w:t xml:space="preserve">Chuyên đề này xây dựng mô hình nghiên cứu lý thuyết và thực nghiệm về ảnh hưởng của quốc tế hóa đến hiệu quả hoạt động kinh doanh của các doanh nghiệp ở các quốc gia châu Á trong giai đoạn 2009-2025. Khung lý thuyết tích hợp bốn tầng, Uppsala Model (Johanson &amp; Vahlne, 1977, 2009), Resource-Based View (Barney, 1991; Wernerfelt, 1984), Institutional Theory (North, 1990; Khanna &amp; Palepu, 2010; Peng, 2003) và Upper Echelons Theory (Hambrick &amp; Mason, 1984; Hambrick, 2007), kết hợp với Foundational Digital Adoption Framework (Banalieva &amp; Dhanaraj, 2019; Verhoef et al., 2021; Stallkamp &amp; Schotter, 2021) làm nền tảng lý thuyết. Bốn truyền thống này không vận hành song song mà hội tụ quanh một trục tổ chức duy nhất: chế độ thể chế ICRV hoạt động như một bộ lọc chi phí giao dịch (transaction cost filter) xác định một bản đồ địa hình xuất khẩu chiến lược (strategic export topography), trong đó RBV (TCI, DAI) là các tấm lá chắn cấp doanh nghiệp, Uppsala mô tả sự di chuyển dọc theo địa hình, còn Upper Echelons đi vào như biến kiểm soát nội sinh về chất lượng quản trị. Lược khảo năm dạng hàm quan hệ quốc tế hóa–hiệu quả (internationalization–performance — I–P) gồm tuyến tính, chữ U ngược, S-curve, M-curve, và chi phí buộc phải quốc tế hóa (forced penalty), cùng năm phân tích tổng hợp (meta-analysis) lớn giai đoạn 1980-2024, cho thấy khoảng trống thực nghiệm trong việc kiểm định đồng thời phi tuyến và tác động điều tiết đa tầng ở châu Á. Hệ giả thuyết H1-H6 được phát triển: H1 phi tuyến dạng chữ U ngược hoặc S-curve; H2 năng lực công nghệ (Technological Capability Index — TCI) điều tiết tích cực; H3a-H3b năng lực số (Digital Adoption Index — DAI) điều tiết phụ thuộc chế độ thể chế: có điều kiện ở nhóm đang nổi/cận biên (Emerging/Frontier) (H3a, dương trong OLS nhưng phụ thuộc bối cảnh và có thể null trong kiểm định nhân quả) và có điều kiện/null ở nhóm tiên tiến (Advanced) (H3b), phân biệt với TCI; H4 (kiểm soát quản trị nội sinh) đưa đặc điểm nhà quản trị (kinh nghiệm, học vấn, giới tính) vào như nhóm biến kiểm soát quản trị nội sinh, không phải biến điều tiết (moderator) trọng tâm, nhằm khóa chặt thiên lệch nội sinh phát sinh từ năng lực và sự đa dạng giới của nhà quản trị và bảo vệ tính nhân quả thuần khiết của tương tác Thể chế × Công nghệ; H5 thể chế nội địa điều tiết theo dải biến thiên (gradient) ICRV sáu nhóm; H6 tính không đồng nhất theo thời gian. Bốn biến điều tiết trọng tâm của khung là TCI (H2), DAI (H3), chế độ thể chế ICRV (H5), và thời gian (H6). Tám mô hình thực nghiệm M0-M7 được đặc tả, từ mức cơ sở (baseline) tuyến tính đến mô hình điều tiết ba chiều cấp luận án. Chiến lược nhận dạng đa tầng và kế hoạch kiểm định độ vững toàn diện được thiết kế cho nhóm dữ liệu (pool) 101.185 doanh nghiệp ở 47 nền kinh tế châu Á và Thái Bình Dương, bao gồm 108 cặp quốc gia-năm qua 14 mốc khảo sát WBES giai đoạn 2009-2025. Bốn đóng góp chính: (i) khung tích hợp 4 tầng kết hợp Foundational Digital Adoption Framework chưa có tương đương cho châu Á; (ii) tách bạch TCI và DAI theo Mô hình Áp dụng số và Năng lực phụ thuộc bối cảnh (CDCM); (iii) mô hình M7 điều tiết ba chiều; (iv) phân loại nhánh tiên tiến (Advanced) thành tiên tiến đổi mới sáng tạo dẫn dắt (ICRV Nhóm I) và tiên tiến tài nguyên dẫn dắt (ICRV Nhóm II). Ba phân tích quốc gia đồng hành trong chuỗi luận án, phân tích Việt Nam và Singapore, và phân tích Trung Quốc, cung cấp bằng chứng quốc gia cụ thể kiểm định H1-H6 và xác nhận tính khả nghiệm của mô hình đề xuất.</w:t>
+        <w:t xml:space="preserve">Chuyên đề này xây dựng mô hình nghiên cứu lý thuyết và thực nghiệm về ảnh hưởng của quốc tế hóa đến hiệu quả hoạt động kinh doanh của các doanh nghiệp ở các quốc gia châu Á trong giai đoạn 2009-2025. Khung lý thuyết tích hợp bốn tầng, Uppsala Model (Johanson &amp; Vahlne, 1977, 2009), Resource-Based View (Barney, 1991; Wernerfelt, 1984), Institutional Theory (North, 1990; Khanna &amp; Palepu, 2010; Peng, 2003) và Upper Echelons Theory (Hambrick &amp; Mason, 1984; Hambrick, 2007), kết hợp với Foundational Digital Adoption Framework (Banalieva &amp; Dhanaraj, 2019; Verhoef et al., 2021; Stallkamp &amp; Schotter, 2021) làm nền tảng lý thuyết. Bốn truyền thống này không vận hành song song mà hội tụ quanh một trục tổ chức duy nhất: chế độ thể chế ICRV hoạt động như một bộ lọc chi phí giao dịch (transaction cost filter) xác định một bản đồ địa hình xuất khẩu chiến lược (strategic export topography), trong đó RBV (TCI, DAI) là các tấm lá chắn cấp doanh nghiệp, Uppsala mô tả sự di chuyển dọc theo địa hình, còn Upper Echelons đi vào như biến kiểm soát nội sinh về chất lượng quản trị. Lược khảo năm dạng hàm quan hệ quốc tế hóa–hiệu quả (internationalization–performance — I–P) gồm tuyến tính, chữ U ngược, S-curve, M-curve, và chi phí buộc phải quốc tế hóa (forced penalty), cùng năm phân tích tổng hợp (meta-analysis) lớn giai đoạn 1980-2024, cho thấy khoảng trống thực nghiệm trong việc kiểm định đồng thời phi tuyến và tác động điều tiết đa tầng ở châu Á. Hệ giả thuyết H1-H6 được phát triển: H1 phi tuyến dạng chữ U ngược hoặc S-curve; H2 năng lực công nghệ (Technological Capability Index — TCI) điều tiết tích cực; H3a-H3b năng lực số (Digital Adoption Index — DAI) điều tiết phụ thuộc chế độ thể chế: có điều kiện ở nhóm đang nổi/cận biên (Emerging/Frontier) (H3a, dương trong OLS nhưng phụ thuộc bối cảnh và có thể null trong kiểm định nhân quả) và có điều kiện/null ở nhóm tiên tiến (Advanced) (H3b), phân biệt với TCI; H4 (kiểm soát quản trị nội sinh) đưa đặc điểm nhà quản trị (kinh nghiệm, học vấn, giới tính) vào như nhóm biến kiểm soát quản trị nội sinh, không phải biến điều tiết (moderator) trọng tâm, nhằm khóa chặt thiên lệch nội sinh phát sinh từ năng lực và sự đa dạng giới của nhà quản trị và tăng tính nhận dạng riêng phần (partial identification) của tương tác Thể chế × Công nghệ; H5 thể chế nội địa điều tiết theo dải biến thiên (gradient) ICRV sáu nhóm; H6 tính không đồng nhất theo thời gian. Bốn biến điều tiết trọng tâm của khung là TCI (H2), DAI (H3), chế độ thể chế ICRV (H5), và thời gian (H6). Tám mô hình thực nghiệm M0-M7 được đặc tả, từ mức cơ sở (baseline) tuyến tính đến mô hình điều tiết ba chiều cấp luận án. Chiến lược nhận dạng đa tầng và kế hoạch kiểm định độ vững toàn diện được thiết kế cho nhóm dữ liệu (pool) 101.185 doanh nghiệp ở 47 nền kinh tế châu Á và Thái Bình Dương, bao gồm 108 cặp quốc gia-năm qua 14 mốc khảo sát WBES giai đoạn 2009-2025. Bốn đóng góp chính: (i) khung tích hợp 4 tầng kết hợp Foundational Digital Adoption Framework chưa có tương đương cho châu Á; (ii) tách bạch TCI và DAI theo Mô hình Áp dụng số và Năng lực phụ thuộc bối cảnh (CDCM); (iii) mô hình M7 điều tiết ba chiều; (iv) phân loại nhánh tiên tiến (Advanced) thành tiên tiến đổi mới sáng tạo dẫn dắt (ICRV Nhóm I) và tiên tiến tài nguyên dẫn dắt (ICRV Nhóm II). Ba phân tích quốc gia đồng hành trong chuỗi luận án, phân tích Việt Nam và Singapore, và phân tích Trung Quốc, cung cấp bằng chứng quốc gia cụ thể kiểm định H1-H6 và xác nhận tính khả nghiệm của mô hình đề xuất.</w:t>
       </w:r>
     </w:p>
     <w:p>
@@ -243,7 +243,7 @@
         <w:pStyle w:val="FirstParagraph"/>
       </w:pPr>
       <w:r>
-        <w:t xml:space="preserve">This specialty essay constructs a theoretical and empirical research model on the effect of internationalization on firm performance across Asian economies during 2009-2025. The integrated theoretical framework combines four layers, the Uppsala Model (Johanson &amp; Vahlne, 1977, 2009), the Resource-Based View (Barney, 1991; Wernerfelt, 1984), Institutional Theory (North, 1990; Khanna &amp; Palepu, 2010; Peng, 2003), and Upper Echelons Theory (Hambrick &amp; Mason, 1984; Hambrick, 2007), together with the Foundational Digital Adoption Framework (Banalieva &amp; Dhanaraj, 2019; Verhoef et al., 2021; Stallkamp &amp; Schotter, 2021). A review of five functional forms of the internationalization-performance (I-P) relationship, linear, inverted-U, S-curve, M-curve, and forced penalty, together with five major meta-analyses covering 1980-2024 reveals an empirical gap in the simultaneous testing of nonlinearity and multi-level moderation in Asia. Six hypotheses (H1-H6) are developed: H1 nonlinear inverted-U or S-curve relationship; H2 Technological Capability Index (TCI) positively moderating; H3a-H3b Digital Adoption Index (DAI) moderating contingent on institutional regime: conditional for Emerging/Frontier (H3a), positive under OLS but subject to selection bias (Vietnam analysis IV: β = 0.018, p =.942), conditional or null for Advanced (H3b), and distinguishable from TCI; H4 (endogenous governance control) enters top manager characteristics (experience, education, and gender) as a set of endogenous governance control variables rather than focal moderators, locking down the endogeneity bias arising from managerial capability and gender diversity in order to protect the causal purity of the Institution × Technology interaction; H5 home-country institutions moderating along the ICRV six-regime gradient; H6 temporal heterogeneity. The four focal moderators of the framework are TCI (H2), DAI (H3), the ICRV institutional regime (H5), and time (H6). Eight empirical models M0-M7 are specified, from linear baseline to three-way moderation. A multi-level identification strategy and comprehensive robustness plan are designed for a pool of 101,185 firms across 47 Asian and Pacific economies, spanning 108 country-year pairs across 14 WBES survey waves (2009-2025). The four main contributions are: (i) an integrated 4-tier framework combined with the Foundational Digital Adoption Framework with no equivalent for Asia; (ii) the separation of TCI and DAI within the Context-Contingent Digital-and-Capability Model (CDCM); (iii) the M7 three-way moderation model; (iv) sub-grouping of the Advanced regime into innovation-driven (ICRV Group I) and resource-driven (ICRV Group II) types. Three companion country analyses within the dissertation series, the Vietnam analysis, the Singapore analysis, and the China analysis, provide country-specific evidence testing H1-H6 and validating the proposed model structure.</w:t>
+        <w:t xml:space="preserve">This specialty essay constructs a theoretical and empirical research model on the effect of internationalization on firm performance across Asian economies during 2009-2025. The integrated theoretical framework combines four layers, the Uppsala Model (Johanson &amp; Vahlne, 1977, 2009), the Resource-Based View (Barney, 1991; Wernerfelt, 1984), Institutional Theory (North, 1990; Khanna &amp; Palepu, 2010; Peng, 2003), and Upper Echelons Theory (Hambrick &amp; Mason, 1984; Hambrick, 2007), together with the Foundational Digital Adoption Framework (Banalieva &amp; Dhanaraj, 2019; Verhoef et al., 2021; Stallkamp &amp; Schotter, 2021). A review of five functional forms of the internationalization-performance (I-P) relationship, linear, inverted-U, S-curve, M-curve, and forced penalty, together with five major meta-analyses covering 1980-2024 reveals an empirical gap in the simultaneous testing of nonlinearity and multi-level moderation in Asia. Six hypotheses (H1-H6) are developed: H1 nonlinear inverted-U or S-curve relationship; H2 Technological Capability Index (TCI) positively moderating; H3a-H3b Digital Adoption Index (DAI) moderating contingent on institutional regime: conditional for Emerging/Frontier (H3a), positive under OLS but subject to selection bias (Vietnam analysis IV: β = 0.018, p =.942), conditional or null for Advanced (H3b), and distinguishable from TCI; H4 (endogenous governance control) enters top manager characteristics (experience, education, and gender) as a set of endogenous governance control variables rather than focal moderators, locking down the endogeneity bias arising from managerial capability and gender diversity in order to improve partial identification of the Institution × Technology interaction; H5 home-country institutions moderating along the ICRV six-regime gradient; H6 temporal heterogeneity. The four focal moderators of the framework are TCI (H2), DAI (H3), the ICRV institutional regime (H5), and time (H6). Eight empirical models M0-M7 are specified, from linear baseline to three-way moderation. A multi-level identification strategy and comprehensive robustness plan are designed for a pool of 101,185 firms across 47 Asian and Pacific economies, spanning 108 country-year pairs across 14 WBES survey waves (2009-2025). The four main contributions are: (i) an integrated 4-tier framework combined with the Foundational Digital Adoption Framework with no equivalent for Asia; (ii) the separation of TCI and DAI within the Context-Contingent Digital-and-Capability Model (CDCM); (iii) the M7 three-way moderation model; (iv) sub-grouping of the Advanced regime into innovation-driven (ICRV Group I) and resource-driven (ICRV Group II) types. Three companion country analyses within the dissertation series, the Vietnam analysis, the Singapore analysis, and the China analysis, provide country-specific evidence testing H1-H6 and validating the proposed model structure.</w:t>
       </w:r>
     </w:p>
     <w:p>
@@ -4568,7 +4568,7 @@
         <w:pStyle w:val="BodyText"/>
       </w:pPr>
       <w:r>
-        <w:t xml:space="preserve">Vai trò trong mô hình đề xuất: Upper Echelons cung cấp cơ sở lý thuyết cho khối kiểm soát quản trị nội sinh H4 (kinh nghiệm, học vấn, giới tính nhà quản trị). Để bảo vệ tính nhân quả thuần khiết của tương tác Thể chế × Công nghệ vốn là thông điệp vĩ mô của khung, nghiên cứu khóa chặt các thiên lệch nội sinh phát sinh từ năng lực và sự đa dạng giới của nhà quản trị: kinh nghiệm, học vấn và giới tính nhà quản trị được đưa vào như biến kiểm soát quản trị nội sinh, không phải nhân tố điều tiết trọng tâm. Các đặc điểm này tác động qua hai kênh, chất lượng quyết định (tránh quốc tế hóa sớm) và năng lực điều phối (quản lý phức tạp đa thị trường); việc kiểm soát chúng, thay vì đặt chúng làm trục điều tiết, tránh thiên lệch biến bị bỏ sót (omitted-variable bias) và ngăn hiện tượng</w:t>
+        <w:t xml:space="preserve">Vai trò trong mô hình đề xuất: Upper Echelons cung cấp cơ sở lý thuyết cho khối kiểm soát quản trị nội sinh H4 (kinh nghiệm, học vấn, giới tính nhà quản trị). Để tăng tính nhận dạng riêng phần (partial identification) của tương tác Thể chế × Công nghệ vốn là thông điệp vĩ mô của khung, nghiên cứu khóa chặt các thiên lệch nội sinh phát sinh từ năng lực và sự đa dạng giới của nhà quản trị: kinh nghiệm, học vấn và giới tính nhà quản trị được đưa vào như biến kiểm soát quản trị nội sinh, không phải nhân tố điều tiết trọng tâm. Các đặc điểm này tác động qua hai kênh, chất lượng quyết định (tránh quốc tế hóa sớm) và năng lực điều phối (quản lý phức tạp đa thị trường); việc kiểm soát chúng, thay vì đặt chúng làm trục điều tiết, tránh thiên lệch biến bị bỏ sót (omitted-variable bias) và ngăn hiện tượng</w:t>
       </w:r>
       <w:r>
         <w:t xml:space="preserve"> </w:t>
@@ -5428,7 +5428,7 @@
         <w:t xml:space="preserve"> </w:t>
       </w:r>
       <w:r>
-        <w:t xml:space="preserve">gồm khối kiểm soát quản trị nội sinh (kinh nghiệm, học vấn, giới tính nhà quản trị, H4) cùng các kiểm soát chuẩn (quy mô, tuổi, sở hữu nước ngoài, sector FE, country FE, year FE). Đặc điểm nhà quản trị được đưa vào như biến kiểm soát quản trị nội sinh chứ không phải nhân tố điều tiết trọng tâm; lựa chọn này nhằm khóa chặt thiên lệch nội sinh phát sinh từ năng lực và sự đa dạng giới của nhà quản trị, bảo vệ tính nhân quả thuần khiết của tương tác Thể chế × Công nghệ vốn là thông điệp vĩ mô của khung.</w:t>
+        <w:t xml:space="preserve">gồm khối kiểm soát quản trị nội sinh (kinh nghiệm, học vấn, giới tính nhà quản trị, H4) cùng các kiểm soát chuẩn (quy mô, tuổi, sở hữu nước ngoài, sector FE, country FE, year FE). Đặc điểm nhà quản trị được đưa vào như biến kiểm soát quản trị nội sinh chứ không phải nhân tố điều tiết trọng tâm; lựa chọn này nhằm khóa chặt thiên lệch nội sinh phát sinh từ năng lực và sự đa dạng giới của nhà quản trị, tăng tính nhận dạng riêng phần (partial identification) của tương tác Thể chế × Công nghệ vốn là thông điệp vĩ mô của khung.</w:t>
       </w:r>
     </w:p>
     <w:bookmarkStart w:id="48" w:name="X554d9a38aa5071c54dd41cf832555f814bf88a4"/>
@@ -5590,7 +5590,7 @@
         </m:sSup>
       </m:oMath>
       <w:r>
-        <w:t xml:space="preserve">_c) ở cực trái. Sơ đồ phân biệt rõ hai loại nhân tố. Bốn nhân tố điều tiết trọng tâm (focal moderators) nằm trong tầng điều tiết được giả thuyết hóa, phân theo hai cấp: cấp doanh nghiệp (TCI, H2, và DAI, H3) và cấp quốc gia (chế độ thể chế ICRV, H5, và giai đoạn thời gian, H6). Đặc điểm nhà quản trị (kinh nghiệm, học vấn, giới tính, H4) KHÔNG nằm trong tầng điều tiết trọng tâm mà được trình bày cùng nhóm biến kiểm soát quản trị nội sinh, nhằm khóa chặt thiên lệch nội sinh từ năng lực và sự đa dạng giới của nhà quản trị và bảo vệ tính nhân quả thuần khiết của tương tác Thể chế × Công nghệ. Các biến kiểm soát khác (ln(emp), firm_age, foreign_own, sector/country/year FE) được đưa vào mô hình thực nghiệm nhưng không hiển thị trong sơ đồ để đơn giản hóa trình bày. Mỗi tầng lý thuyết cung cấp cơ chế nhân quả riêng biệt: Uppsala giải thích đường cong I-P; RBV biện minh cho H2 (TCI điều tiết trọng tâm); Foundational Digital Adoption Framework (CDCM) biện minh cho H3 (DAI điều tiết trọng tâm); Institutional Theory biện minh cho H5 (điều tiết trọng tâm); Upper Echelons cung cấp cơ sở cho khối kiểm soát quản trị nội sinh H4. Bằng chứng neo đậu từ phân tích Việt Nam và Singapore và phân tích Trung Quốc của luận án xác nhận tính khả nghiệm trước khi áp dụng cho toàn pool 101.185 doanh nghiệp.</w:t>
+        <w:t xml:space="preserve">_c) ở cực trái. Sơ đồ phân biệt rõ hai loại nhân tố. Bốn nhân tố điều tiết trọng tâm (focal moderators) nằm trong tầng điều tiết được giả thuyết hóa, phân theo hai cấp: cấp doanh nghiệp (TCI, H2, và DAI, H3) và cấp quốc gia (chế độ thể chế ICRV, H5, và giai đoạn thời gian, H6). Đặc điểm nhà quản trị (kinh nghiệm, học vấn, giới tính, H4) KHÔNG nằm trong tầng điều tiết trọng tâm mà được trình bày cùng nhóm biến kiểm soát quản trị nội sinh, nhằm khóa chặt thiên lệch nội sinh từ năng lực và sự đa dạng giới của nhà quản trị và tăng tính nhận dạng riêng phần (partial identification) của tương tác Thể chế × Công nghệ. Các biến kiểm soát khác (ln(emp), firm_age, foreign_own, sector/country/year FE) được đưa vào mô hình thực nghiệm nhưng không hiển thị trong sơ đồ để đơn giản hóa trình bày. Mỗi tầng lý thuyết cung cấp cơ chế nhân quả riêng biệt: Uppsala giải thích đường cong I-P; RBV biện minh cho H2 (TCI điều tiết trọng tâm); Foundational Digital Adoption Framework (CDCM) biện minh cho H3 (DAI điều tiết trọng tâm); Institutional Theory biện minh cho H5 (điều tiết trọng tâm); Upper Echelons cung cấp cơ sở cho khối kiểm soát quản trị nội sinh H4. Bằng chứng neo đậu từ phân tích Việt Nam và Singapore và phân tích Trung Quốc của luận án xác nhận tính khả nghiệm trước khi áp dụng cho toàn pool 101.185 doanh nghiệp.</w:t>
       </w:r>
     </w:p>
     <w:bookmarkEnd w:id="48"/>
@@ -7231,7 +7231,7 @@
         <w:t xml:space="preserve">H1-H3 và H5 là các giả thuyết điều tiết trọng tâm có tính xác nhận (dấu rõ, $</w:t>
       </w:r>
       <w:r>
-        <w:t xml:space="preserve">$2 bằng chứng neo đậu từ phân tích Việt Nam, Singapore và Trung Quốc); H6 là hỗn hợp xác nhận/khám phá (hướng rõ nhưng magnitude khám phá). Bốn nhân tố điều tiết trọng tâm của khung là TCI (H2), DAI (H3), chế độ thể chế ICRV (H5), và thời gian (H6). Khác với chúng, H4 (kiểm soát quản trị nội sinh) không còn là giả thuyết điều tiết trọng tâm: đặc điểm nhà quản trị (kinh nghiệm b5, học vấn b7a, giới tính b7) được đưa vào như nhóm biến kiểm soát quản trị nội sinh nhằm khóa chặt thiên lệch nội sinh phát sinh từ năng lực và sự đa dạng giới của nhà quản trị, qua đó bảo vệ tính nhân quả thuần khiết của tương tác Thể chế × Công nghệ. H4 vẫn giữ ký hiệu H4a-H4c để tương thích với các bản thảo đồng hành (phân tích Việt Nam, Singapore và Trung Quốc), song được diễn giải như tập kiểm soát chứ không phải trục điều tiết.</w:t>
+        <w:t xml:space="preserve">$2 bằng chứng neo đậu từ phân tích Việt Nam, Singapore và Trung Quốc); H6 là hỗn hợp xác nhận/khám phá (hướng rõ nhưng magnitude khám phá). Bốn nhân tố điều tiết trọng tâm của khung là TCI (H2), DAI (H3), chế độ thể chế ICRV (H5), và thời gian (H6). Khác với chúng, H4 (kiểm soát quản trị nội sinh) không còn là giả thuyết điều tiết trọng tâm: đặc điểm nhà quản trị (kinh nghiệm b5, học vấn b7a, giới tính b7) được đưa vào như nhóm biến kiểm soát quản trị nội sinh nhằm khóa chặt thiên lệch nội sinh phát sinh từ năng lực và sự đa dạng giới của nhà quản trị, qua đó tăng tính nhận dạng riêng phần (partial identification) của tương tác Thể chế × Công nghệ. H4 vẫn giữ ký hiệu H4a-H4c để tương thích với các bản thảo đồng hành (phân tích Việt Nam, Singapore và Trung Quốc), song được diễn giải như tập kiểm soát chứ không phải trục điều tiết.</w:t>
       </w:r>
     </w:p>
     <w:bookmarkEnd w:id="55"/>
@@ -8227,7 +8227,7 @@
         <w:pStyle w:val="FirstParagraph"/>
       </w:pPr>
       <w:r>
-        <w:t xml:space="preserve">Cơ sở lý thuyết: Upper Echelons Theory (Hambrick &amp; Mason, 1984; Hambrick, 2007) cho rằng quyết định chiến lược phản ánh đặc điểm nhân khẩu học của nhà quản trị cấp cao, bao gồm kinh nghiệm, học vấn, và giới tính. Tuy vậy, trong khung CĐ2 các đặc điểm này không được nâng thành trục điều tiết trọng tâm. Để bảo vệ tính nhân quả thuần khiết của tương tác Thể chế × Công nghệ, nghiên cứu khóa chặt các thiên lệch nội sinh phát sinh từ năng lực và sự đa dạng giới của nhà quản trị: kinh nghiệm, học vấn và giới tính nhà quản trị được đưa vào như biến kiểm soát quản trị nội sinh, không phải nhân tố điều tiết trọng tâm. Lựa chọn này có chủ đích về mặt phương pháp. Một mặt, nó tránh</w:t>
+        <w:t xml:space="preserve">Cơ sở lý thuyết: Upper Echelons Theory (Hambrick &amp; Mason, 1984; Hambrick, 2007) cho rằng quyết định chiến lược phản ánh đặc điểm nhân khẩu học của nhà quản trị cấp cao, bao gồm kinh nghiệm, học vấn, và giới tính. Tuy vậy, trong khung CĐ2 các đặc điểm này không được nâng thành trục điều tiết trọng tâm. Để tăng tính nhận dạng riêng phần (partial identification) của tương tác Thể chế × Công nghệ, nghiên cứu khóa chặt các thiên lệch nội sinh phát sinh từ năng lực và sự đa dạng giới của nhà quản trị: kinh nghiệm, học vấn và giới tính nhà quản trị được đưa vào như biến kiểm soát quản trị nội sinh, không phải nhân tố điều tiết trọng tâm. Lựa chọn này có chủ đích về mặt phương pháp. Một mặt, nó tránh</w:t>
       </w:r>
       <w:r>
         <w:t xml:space="preserve"> </w:t>
@@ -9647,7 +9647,7 @@
         <w:pStyle w:val="BodyText"/>
       </w:pPr>
       <w:r>
-        <w:t xml:space="preserve">Hệ giả thuyết tạo thành cấu trúc lập luận nhất quán với bốn trục điều tiết trọng tâm và một khối kiểm soát: H1a/H1b (phi tuyến, biên tham gia vs biên cường độ) là quan hệ trọng tâm; H2 (TCI nâng mặt bằng) và H3a/H3b (DAI phụ thuộc chế độ thể chế, với H3c phân biệt cấu trúc, distinctiveness) phân rã cơ chế năng lực doanh nghiệp với dấu kỳ vọng khác nhau theo ngữ cảnh; H5 (ICRV độ cong) là tầng thể chế bao trùm; H6 (Thời gian) là tầng động. Khác với bốn trục điều tiết trọng tâm (TCI, DAI, ICRV, thời gian), H4a-H4c (đặc điểm nhà quản trị) được đưa vào như khối kiểm soát quản trị nội sinh nhằm khóa chặt thiên lệch nội sinh và bảo vệ tính nhân quả thuần khiết của tương tác Thể chế × Công nghệ.</w:t>
+        <w:t xml:space="preserve">Hệ giả thuyết tạo thành cấu trúc lập luận nhất quán với bốn trục điều tiết trọng tâm và một khối kiểm soát: H1a/H1b (phi tuyến, biên tham gia vs biên cường độ) là quan hệ trọng tâm; H2 (TCI nâng mặt bằng) và H3a/H3b (DAI phụ thuộc chế độ thể chế, với H3c phân biệt cấu trúc, distinctiveness) phân rã cơ chế năng lực doanh nghiệp với dấu kỳ vọng khác nhau theo ngữ cảnh; H5 (ICRV độ cong) là tầng thể chế bao trùm; H6 (Thời gian) là tầng động. Khác với bốn trục điều tiết trọng tâm (TCI, DAI, ICRV, thời gian), H4a-H4c (đặc điểm nhà quản trị) được đưa vào như khối kiểm soát quản trị nội sinh nhằm khóa chặt thiên lệch nội sinh và tăng tính nhận dạng riêng phần (partial identification) của tương tác Thể chế × Công nghệ.</w:t>
       </w:r>
     </w:p>
     <w:p>

--- a/dist/SUBMISSION_FINAL/CD2_ChuyenDe_2/CD2_chuyen_de_2.docx
+++ b/dist/SUBMISSION_FINAL/CD2_ChuyenDe_2/CD2_chuyen_de_2.docx
@@ -210,7 +210,7 @@
         <w:pStyle w:val="FirstParagraph"/>
       </w:pPr>
       <w:r>
-        <w:t xml:space="preserve">Chuyên đề này xây dựng mô hình nghiên cứu lý thuyết và thực nghiệm về ảnh hưởng của quốc tế hóa đến hiệu quả hoạt động kinh doanh của các doanh nghiệp ở các quốc gia châu Á trong giai đoạn 2009-2025. Khung lý thuyết tích hợp bốn tầng, Uppsala Model (Johanson &amp; Vahlne, 1977, 2009), Resource-Based View (Barney, 1991; Wernerfelt, 1984), Institutional Theory (North, 1990; Khanna &amp; Palepu, 2010; Peng, 2003) và Upper Echelons Theory (Hambrick &amp; Mason, 1984; Hambrick, 2007), kết hợp với Foundational Digital Adoption Framework (Banalieva &amp; Dhanaraj, 2019; Verhoef et al., 2021; Stallkamp &amp; Schotter, 2021) làm nền tảng lý thuyết. Bốn truyền thống này không vận hành song song mà hội tụ quanh một trục tổ chức duy nhất: chế độ thể chế ICRV hoạt động như một bộ lọc chi phí giao dịch (transaction cost filter) xác định một bản đồ địa hình xuất khẩu chiến lược (strategic export topography), trong đó RBV (TCI, DAI) là các tấm lá chắn cấp doanh nghiệp, Uppsala mô tả sự di chuyển dọc theo địa hình, còn Upper Echelons đi vào như biến kiểm soát nội sinh về chất lượng quản trị. Lược khảo năm dạng hàm quan hệ quốc tế hóa–hiệu quả (internationalization–performance — I–P) gồm tuyến tính, chữ U ngược, S-curve, M-curve, và chi phí buộc phải quốc tế hóa (forced penalty), cùng năm phân tích tổng hợp (meta-analysis) lớn giai đoạn 1980-2024, cho thấy khoảng trống thực nghiệm trong việc kiểm định đồng thời phi tuyến và tác động điều tiết đa tầng ở châu Á. Hệ giả thuyết H1-H6 được phát triển: H1 phi tuyến dạng chữ U ngược hoặc S-curve; H2 năng lực công nghệ (Technological Capability Index — TCI) điều tiết tích cực; H3a-H3b năng lực số (Digital Adoption Index — DAI) điều tiết phụ thuộc chế độ thể chế: có điều kiện ở nhóm đang nổi/cận biên (Emerging/Frontier) (H3a, dương trong OLS nhưng phụ thuộc bối cảnh và có thể null trong kiểm định nhân quả) và có điều kiện/null ở nhóm tiên tiến (Advanced) (H3b), phân biệt với TCI; H4 (kiểm soát quản trị nội sinh) đưa đặc điểm nhà quản trị (kinh nghiệm, học vấn, giới tính) vào như nhóm biến kiểm soát quản trị nội sinh, không phải biến điều tiết (moderator) trọng tâm, nhằm khóa chặt thiên lệch nội sinh phát sinh từ năng lực và sự đa dạng giới của nhà quản trị và tăng tính nhận dạng riêng phần (partial identification) của tương tác Thể chế × Công nghệ; H5 thể chế nội địa điều tiết theo dải biến thiên (gradient) ICRV sáu nhóm; H6 tính không đồng nhất theo thời gian. Bốn biến điều tiết trọng tâm của khung là TCI (H2), DAI (H3), chế độ thể chế ICRV (H5), và thời gian (H6). Tám mô hình thực nghiệm M0-M7 được đặc tả, từ mức cơ sở (baseline) tuyến tính đến mô hình điều tiết ba chiều cấp luận án. Chiến lược nhận dạng đa tầng và kế hoạch kiểm định độ vững toàn diện được thiết kế cho nhóm dữ liệu (pool) 101.185 doanh nghiệp ở 47 nền kinh tế châu Á và Thái Bình Dương, bao gồm 108 cặp quốc gia-năm qua 14 mốc khảo sát WBES giai đoạn 2009-2025. Bốn đóng góp chính: (i) khung tích hợp 4 tầng kết hợp Foundational Digital Adoption Framework chưa có tương đương cho châu Á; (ii) tách bạch TCI và DAI theo Mô hình Áp dụng số và Năng lực phụ thuộc bối cảnh (CDCM); (iii) mô hình M7 điều tiết ba chiều; (iv) phân loại nhánh tiên tiến (Advanced) thành tiên tiến đổi mới sáng tạo dẫn dắt (ICRV Nhóm I) và tiên tiến tài nguyên dẫn dắt (ICRV Nhóm II). Ba phân tích quốc gia đồng hành trong chuỗi luận án, phân tích Việt Nam và Singapore, và phân tích Trung Quốc, cung cấp bằng chứng quốc gia cụ thể kiểm định H1-H6 và xác nhận tính khả nghiệm của mô hình đề xuất.</w:t>
+        <w:t xml:space="preserve">Chuyên đề này xây dựng mô hình nghiên cứu lý thuyết và thực nghiệm về ảnh hưởng của quốc tế hóa đến hiệu quả hoạt động kinh doanh của các doanh nghiệp ở các quốc gia châu Á trong giai đoạn 2009-2025. Khung lý thuyết tích hợp bốn tầng, Uppsala Model (Johanson &amp; Vahlne, 1977, 2009), Resource-Based View (Barney, 1991; Wernerfelt, 1984), Institutional Theory (North, 1990; Khanna &amp; Palepu, 2010; Peng, 2003) và Upper Echelons Theory (Hambrick &amp; Mason, 1984; Hambrick, 2007), kết hợp với Foundational Digital Adoption Framework (Banalieva &amp; Dhanaraj, 2019; Verhoef et al., 2021; Stallkamp &amp; Schotter, 2021) làm nền tảng lý thuyết. Bốn truyền thống này không vận hành song song mà hội tụ quanh một trục tổ chức duy nhất: chế độ thể chế ICRV hoạt động như một bộ lọc chi phí giao dịch (transaction cost filter) xác định một bản đồ địa hình xuất khẩu chiến lược (strategic export topography), trong đó RBV (TCI, DAI) là các tấm lá chắn cấp doanh nghiệp, Uppsala mô tả sự di chuyển dọc theo địa hình, còn Upper Echelons đi vào như biến kiểm soát nội sinh về chất lượng quản trị. Lược khảo năm dạng hàm quan hệ quốc tế hóa–hiệu quả (internationalization–performance, I–P) gồm tuyến tính, chữ U ngược, S-curve, M-curve, và chi phí buộc phải quốc tế hóa (forced penalty), cùng năm phân tích tổng hợp (meta-analysis) lớn giai đoạn 1980-2024, cho thấy khoảng trống thực nghiệm trong việc kiểm định đồng thời phi tuyến và tác động điều tiết đa tầng ở châu Á. Hệ giả thuyết H1-H6 được phát triển: H1 phi tuyến dạng chữ U ngược hoặc S-curve; H2 năng lực công nghệ (Technological Capability Index, TCI) điều tiết tích cực; H3a-H3b năng lực số (Digital Adoption Index, DAI) điều tiết phụ thuộc chế độ thể chế: có điều kiện ở nhóm đang nổi/cận biên (Emerging/Frontier) (H3a, dương trong OLS nhưng phụ thuộc bối cảnh và có thể null trong kiểm định nhân quả) và có điều kiện/null ở nhóm tiên tiến (Advanced) (H3b), phân biệt với TCI; H4 (kiểm soát quản trị nội sinh) đưa đặc điểm nhà quản trị (kinh nghiệm, học vấn, giới tính) vào như nhóm biến kiểm soát quản trị nội sinh, không phải biến điều tiết (moderator) trọng tâm, nhằm khóa chặt thiên lệch nội sinh phát sinh từ năng lực và sự đa dạng giới của nhà quản trị và tăng tính nhận dạng riêng phần (partial identification) của tương tác Thể chế × Công nghệ; H5 thể chế nội địa điều tiết theo dải biến thiên (gradient) ICRV sáu nhóm; H6 tính không đồng nhất theo thời gian. Bốn biến điều tiết trọng tâm của khung là TCI (H2), DAI (H3), chế độ thể chế ICRV (H5), và thời gian (H6). Tám mô hình thực nghiệm M0-M7 được đặc tả, từ mức cơ sở (baseline) tuyến tính đến mô hình điều tiết ba chiều cấp luận án. Chiến lược nhận dạng đa tầng và kế hoạch kiểm định độ vững toàn diện được thiết kế cho nhóm dữ liệu (pool) 101.185 doanh nghiệp ở 47 nền kinh tế châu Á và Thái Bình Dương, bao gồm 108 cặp quốc gia-năm qua 14 mốc khảo sát WBES giai đoạn 2009-2025. Bốn đóng góp chính: (i) khung tích hợp 4 tầng kết hợp Foundational Digital Adoption Framework chưa có tương đương cho châu Á; (ii) tách bạch TCI và DAI theo Mô hình Áp dụng số và Năng lực phụ thuộc bối cảnh (CDCM); (iii) mô hình M7 điều tiết ba chiều; (iv) phân loại nhánh tiên tiến (Advanced) thành tiên tiến đổi mới sáng tạo dẫn dắt (ICRV Nhóm I) và tiên tiến tài nguyên dẫn dắt (ICRV Nhóm II). Ba phân tích quốc gia đồng hành trong chuỗi luận án, phân tích Việt Nam và Singapore, và phân tích Trung Quốc, cung cấp bằng chứng quốc gia cụ thể kiểm định H1-H6 và xác nhận tính khả nghiệm của mô hình đề xuất.</w:t>
       </w:r>
     </w:p>
     <w:p>
@@ -1625,7 +1625,7 @@
         <w:pStyle w:val="BodyText"/>
       </w:pPr>
       <w:r>
-        <w:t xml:space="preserve">Châu Á giai đoạn 2009-2025 cung cấp một phòng thí nghiệm tự nhiên hiếm có để kiểm định quan hệ quốc tế hóa–hiệu quả (internationalization–performance — I-P), bởi khu vực này dung chứa đồng thời ít nhất sáu chế độ thể chế khác biệt theo khung phân loại ICRV. Chính sự đồng tồn tại của các chế độ này, trong cùng một khoảng thời gian và trên cùng một nguồn dữ liệu chuẩn hóa, cho phép phân tách hiệu ứng thể chế khỏi hiệu ứng thời kỳ, điều mà các nghiên cứu đơn quốc gia không thể thực hiện. Sáu chế độ bao gồm: nhóm tiên tiến đổi mới sáng tạo dẫn dắt (ICRV Nhóm I) gồm Singapore, Hong Kong SAR, Hàn Quốc, Đài Loan, Israel; nhóm tiên tiến tài nguyên dẫn dắt (ICRV Nhóm II) gồm Saudi Arabia, Qatar, Kuwait, Bahrain, Brunei; nhóm trung bình cao (ICRV Nhóm III) gồm Trung Quốc, Malaysia, Thái Lan, Kazakhstan, Armenia, Georgia; nhóm đang nổi (ICRV Nhóm IV) gồm Việt Nam, Indonesia, Philippines, Ấn Độ, Sri Lanka, Jordan, Mông Cổ; nhóm cận biên (ICRV Nhóm V) gồm 17 nền kinh tế; và nhóm quốc đảo nhỏ Thái Bình Dương (ICRV Nhóm VI) gồm 7 nền kinh tế đảo nhỏ. Tổng cộng 47 nền kinh tế tạo thành 108 cặp quốc gia-năm qua 14 mốc khảo sát.</w:t>
+        <w:t xml:space="preserve">Châu Á giai đoạn 2009-2025 cung cấp một phòng thí nghiệm tự nhiên hiếm có để kiểm định quan hệ quốc tế hóa–hiệu quả (internationalization–performance, I-P), bởi khu vực này dung chứa đồng thời ít nhất sáu chế độ thể chế khác biệt theo khung phân loại ICRV. Chính sự đồng tồn tại của các chế độ này, trong cùng một khoảng thời gian và trên cùng một nguồn dữ liệu chuẩn hóa, cho phép phân tách hiệu ứng thể chế khỏi hiệu ứng thời kỳ, điều mà các nghiên cứu đơn quốc gia không thể thực hiện. Sáu chế độ bao gồm: nhóm tiên tiến đổi mới sáng tạo dẫn dắt (ICRV Nhóm I) gồm Singapore, Hong Kong SAR, Hàn Quốc, Đài Loan, Israel; nhóm tiên tiến tài nguyên dẫn dắt (ICRV Nhóm II) gồm Saudi Arabia, Qatar, Kuwait, Bahrain, Brunei; nhóm trung bình cao (ICRV Nhóm III) gồm Trung Quốc, Malaysia, Thái Lan, Kazakhstan, Armenia, Georgia; nhóm đang nổi (ICRV Nhóm IV) gồm Việt Nam, Indonesia, Philippines, Ấn Độ, Sri Lanka, Jordan, Mông Cổ; nhóm cận biên (ICRV Nhóm V) gồm 17 nền kinh tế; và nhóm quốc đảo nhỏ Thái Bình Dương (ICRV Nhóm VI) gồm 7 nền kinh tế đảo nhỏ. Tổng cộng 47 nền kinh tế tạo thành 108 cặp quốc gia-năm qua 14 mốc khảo sát.</w:t>
       </w:r>
     </w:p>
     <w:p>
@@ -5524,7 +5524,7 @@
         <w:t xml:space="preserve"> </w:t>
       </w:r>
       <w:r>
-        <w:t xml:space="preserve">= ,049). Kiểm soát Bậc trên (H4) đưa vào như biến kiểm soát quản trị nội sinh.</w:t>
+        <w:t xml:space="preserve">=,049). Kiểm soát Bậc trên (H4) đưa vào như biến kiểm soát quản trị nội sinh.</w:t>
       </w:r>
       <w:r>
         <w:t xml:space="preserve"> </w:t>
@@ -16844,7 +16844,7 @@
         <w:rPr>
           <w:rStyle w:val="NormalTok"/>
         </w:rPr>
-        <w:t xml:space="preserve">    </w:t>
+        <w:t xml:space="preserve"> </w:t>
       </w:r>
       <w:r>
         <w:rPr>
@@ -16934,7 +16934,7 @@
         <w:rPr>
           <w:rStyle w:val="NormalTok"/>
         </w:rPr>
-        <w:t xml:space="preserve">    ln_emp firm_age foreign_own i.country i.</w:t>
+        <w:t xml:space="preserve"> ln_emp firm_age foreign_own i.country i.</w:t>
       </w:r>
       <w:r>
         <w:rPr>
@@ -16961,7 +16961,7 @@
         <w:rPr>
           <w:rStyle w:val="NormalTok"/>
         </w:rPr>
-        <w:t xml:space="preserve">    </w:t>
+        <w:t xml:space="preserve"> </w:t>
       </w:r>
       <w:r>
         <w:rPr>
@@ -17051,7 +17051,7 @@
         <w:rPr>
           <w:rStyle w:val="NormalTok"/>
         </w:rPr>
-        <w:t xml:space="preserve">    ln_emp firm_age foreign_own i.country i.</w:t>
+        <w:t xml:space="preserve"> ln_emp firm_age foreign_own i.country i.</w:t>
       </w:r>
       <w:r>
         <w:rPr>
@@ -17078,7 +17078,7 @@
         <w:rPr>
           <w:rStyle w:val="NormalTok"/>
         </w:rPr>
-        <w:t xml:space="preserve">    </w:t>
+        <w:t xml:space="preserve"> </w:t>
       </w:r>
       <w:r>
         <w:rPr>
@@ -17177,7 +17177,7 @@
         <w:rPr>
           <w:rStyle w:val="NormalTok"/>
         </w:rPr>
-        <w:t xml:space="preserve">    ln_emp firm_age foreign_own i.country i.</w:t>
+        <w:t xml:space="preserve"> ln_emp firm_age foreign_own i.country i.</w:t>
       </w:r>
       <w:r>
         <w:rPr>
@@ -17204,7 +17204,7 @@
         <w:rPr>
           <w:rStyle w:val="NormalTok"/>
         </w:rPr>
-        <w:t xml:space="preserve">    </w:t>
+        <w:t xml:space="preserve"> </w:t>
       </w:r>
       <w:r>
         <w:rPr>
@@ -17270,7 +17270,7 @@
         <w:rPr>
           <w:rStyle w:val="NormalTok"/>
         </w:rPr>
-        <w:t xml:space="preserve">    ln_emp firm_age foreign_own i.country i.</w:t>
+        <w:t xml:space="preserve"> ln_emp firm_age foreign_own i.country i.</w:t>
       </w:r>
       <w:r>
         <w:rPr>
@@ -17297,7 +17297,7 @@
         <w:rPr>
           <w:rStyle w:val="NormalTok"/>
         </w:rPr>
-        <w:t xml:space="preserve">    </w:t>
+        <w:t xml:space="preserve"> </w:t>
       </w:r>
       <w:r>
         <w:rPr>
@@ -17375,7 +17375,7 @@
         <w:rPr>
           <w:rStyle w:val="NormalTok"/>
         </w:rPr>
-        <w:t xml:space="preserve">    ln_emp firm_age foreign_own i.country i.</w:t>
+        <w:t xml:space="preserve"> ln_emp firm_age foreign_own i.country i.</w:t>
       </w:r>
       <w:r>
         <w:rPr>
@@ -17402,7 +17402,7 @@
         <w:rPr>
           <w:rStyle w:val="NormalTok"/>
         </w:rPr>
-        <w:t xml:space="preserve">    </w:t>
+        <w:t xml:space="preserve"> </w:t>
       </w:r>
       <w:r>
         <w:rPr>
